--- a/Демонстрация ЛР3.docx
+++ b/Демонстрация ЛР3.docx
@@ -647,6 +647,23 @@
           <w:rFonts w:ascii="Times New Roman" w:hAnsi="Times New Roman" w:cs="Times New Roman"/>
           <w:sz w:val="28"/>
           <w:szCs w:val="28"/>
+        </w:rPr>
+      </w:pPr>
+      <w:r>
+        <w:rPr>
+          <w:rFonts w:ascii="Times New Roman" w:hAnsi="Times New Roman" w:cs="Times New Roman"/>
+          <w:sz w:val="28"/>
+          <w:szCs w:val="28"/>
+        </w:rPr>
+        <w:t>Скриншоты 1-10</w:t>
+      </w:r>
+    </w:p>
+    <w:p>
+      <w:pPr>
+        <w:rPr>
+          <w:rFonts w:ascii="Times New Roman" w:hAnsi="Times New Roman" w:cs="Times New Roman"/>
+          <w:sz w:val="28"/>
+          <w:szCs w:val="28"/>
           <w:lang w:val="en-US"/>
         </w:rPr>
       </w:pPr>
@@ -656,7 +673,7 @@
           <w:sz w:val="28"/>
           <w:szCs w:val="28"/>
         </w:rPr>
-        <w:t>Скриншоты 1-10</w:t>
+        <w:t>коллекция 10 запросов</w:t>
       </w:r>
     </w:p>
     <w:p>
@@ -673,31 +690,13 @@
           <w:rFonts w:ascii="Times New Roman" w:hAnsi="Times New Roman" w:cs="Times New Roman"/>
           <w:sz w:val="28"/>
           <w:szCs w:val="28"/>
-        </w:rPr>
-        <w:t>коллекция 10 запросов</w:t>
-      </w:r>
-    </w:p>
-    <w:p>
-      <w:pPr>
-        <w:rPr>
-          <w:rFonts w:ascii="Times New Roman" w:hAnsi="Times New Roman" w:cs="Times New Roman"/>
-          <w:sz w:val="28"/>
-          <w:szCs w:val="28"/>
           <w:lang w:val="en-US"/>
         </w:rPr>
-      </w:pPr>
-      <w:r>
-        <w:rPr>
-          <w:rFonts w:ascii="Times New Roman" w:hAnsi="Times New Roman" w:cs="Times New Roman"/>
-          <w:sz w:val="28"/>
-          <w:szCs w:val="28"/>
-          <w:lang w:val="en-US"/>
-        </w:rPr>
         <w:drawing>
-          <wp:inline distT="0" distB="0" distL="0" distR="0" wp14:anchorId="0B4DB3B6" wp14:editId="3EF405B0">
-            <wp:extent cx="3248478" cy="3181794"/>
-            <wp:effectExtent l="0" t="0" r="9525" b="0"/>
-            <wp:docPr id="356083389" name="Рисунок 1"/>
+          <wp:inline distT="0" distB="0" distL="0" distR="0" wp14:anchorId="2ACECA8B" wp14:editId="1F8E2C2D">
+            <wp:extent cx="3962400" cy="3986561"/>
+            <wp:effectExtent l="0" t="0" r="0" b="0"/>
+            <wp:docPr id="851429463" name="Рисунок 1"/>
             <wp:cNvGraphicFramePr>
               <a:graphicFrameLocks xmlns:a="http://schemas.openxmlformats.org/drawingml/2006/main" noChangeAspect="1"/>
             </wp:cNvGraphicFramePr>
@@ -705,7 +704,7 @@
               <a:graphicData uri="http://schemas.openxmlformats.org/drawingml/2006/picture">
                 <pic:pic xmlns:pic="http://schemas.openxmlformats.org/drawingml/2006/picture">
                   <pic:nvPicPr>
-                    <pic:cNvPr id="356083389" name=""/>
+                    <pic:cNvPr id="851429463" name=""/>
                     <pic:cNvPicPr/>
                   </pic:nvPicPr>
                   <pic:blipFill>
@@ -717,7 +716,7 @@
                   <pic:spPr>
                     <a:xfrm>
                       <a:off x="0" y="0"/>
-                      <a:ext cx="3248478" cy="3181794"/>
+                      <a:ext cx="3970166" cy="3994374"/>
                     </a:xfrm>
                     <a:prstGeom prst="rect">
                       <a:avLst/>
@@ -782,10 +781,10 @@
           <w:szCs w:val="28"/>
         </w:rPr>
         <w:drawing>
-          <wp:inline distT="0" distB="0" distL="0" distR="0" wp14:anchorId="0D78C3BF" wp14:editId="6D5839F6">
-            <wp:extent cx="5940425" cy="6598920"/>
+          <wp:inline distT="0" distB="0" distL="0" distR="0" wp14:anchorId="735DEF74" wp14:editId="2E358641">
+            <wp:extent cx="5940425" cy="6916420"/>
             <wp:effectExtent l="0" t="0" r="3175" b="0"/>
-            <wp:docPr id="1845157711" name="Рисунок 1"/>
+            <wp:docPr id="547709214" name="Рисунок 1"/>
             <wp:cNvGraphicFramePr>
               <a:graphicFrameLocks xmlns:a="http://schemas.openxmlformats.org/drawingml/2006/main" noChangeAspect="1"/>
             </wp:cNvGraphicFramePr>
@@ -793,7 +792,7 @@
               <a:graphicData uri="http://schemas.openxmlformats.org/drawingml/2006/picture">
                 <pic:pic xmlns:pic="http://schemas.openxmlformats.org/drawingml/2006/picture">
                   <pic:nvPicPr>
-                    <pic:cNvPr id="1845157711" name=""/>
+                    <pic:cNvPr id="547709214" name=""/>
                     <pic:cNvPicPr/>
                   </pic:nvPicPr>
                   <pic:blipFill>
@@ -805,7 +804,7 @@
                   <pic:spPr>
                     <a:xfrm>
                       <a:off x="0" y="0"/>
-                      <a:ext cx="5940425" cy="6598920"/>
+                      <a:ext cx="5940425" cy="6916420"/>
                     </a:xfrm>
                     <a:prstGeom prst="rect">
                       <a:avLst/>
@@ -833,7 +832,6 @@
           <w:rFonts w:ascii="Times New Roman" w:hAnsi="Times New Roman" w:cs="Times New Roman"/>
           <w:sz w:val="28"/>
           <w:szCs w:val="28"/>
-          <w:lang w:val="en-US"/>
         </w:rPr>
       </w:pPr>
     </w:p>
@@ -887,10 +885,10 @@
           <w:szCs w:val="28"/>
         </w:rPr>
         <w:drawing>
-          <wp:inline distT="0" distB="0" distL="0" distR="0" wp14:anchorId="6B203553" wp14:editId="7BD29917">
-            <wp:extent cx="5940425" cy="6862445"/>
-            <wp:effectExtent l="0" t="0" r="3175" b="0"/>
-            <wp:docPr id="661416390" name="Рисунок 1"/>
+          <wp:inline distT="0" distB="0" distL="0" distR="0" wp14:anchorId="00017D34" wp14:editId="28EAC30D">
+            <wp:extent cx="5940425" cy="7212965"/>
+            <wp:effectExtent l="0" t="0" r="3175" b="6985"/>
+            <wp:docPr id="418694318" name="Рисунок 1"/>
             <wp:cNvGraphicFramePr>
               <a:graphicFrameLocks xmlns:a="http://schemas.openxmlformats.org/drawingml/2006/main" noChangeAspect="1"/>
             </wp:cNvGraphicFramePr>
@@ -898,7 +896,7 @@
               <a:graphicData uri="http://schemas.openxmlformats.org/drawingml/2006/picture">
                 <pic:pic xmlns:pic="http://schemas.openxmlformats.org/drawingml/2006/picture">
                   <pic:nvPicPr>
-                    <pic:cNvPr id="661416390" name=""/>
+                    <pic:cNvPr id="418694318" name=""/>
                     <pic:cNvPicPr/>
                   </pic:nvPicPr>
                   <pic:blipFill>
@@ -910,7 +908,7 @@
                   <pic:spPr>
                     <a:xfrm>
                       <a:off x="0" y="0"/>
-                      <a:ext cx="5940425" cy="6862445"/>
+                      <a:ext cx="5940425" cy="7212965"/>
                     </a:xfrm>
                     <a:prstGeom prst="rect">
                       <a:avLst/>
@@ -982,10 +980,10 @@
           <w:szCs w:val="28"/>
         </w:rPr>
         <w:drawing>
-          <wp:inline distT="0" distB="0" distL="0" distR="0" wp14:anchorId="2D95B02E" wp14:editId="5CB7D022">
-            <wp:extent cx="5940425" cy="5908675"/>
-            <wp:effectExtent l="0" t="0" r="3175" b="0"/>
-            <wp:docPr id="337702202" name="Рисунок 1"/>
+          <wp:inline distT="0" distB="0" distL="0" distR="0" wp14:anchorId="4B6FEB1B" wp14:editId="18CB5457">
+            <wp:extent cx="5940425" cy="5619115"/>
+            <wp:effectExtent l="0" t="0" r="3175" b="635"/>
+            <wp:docPr id="1992355427" name="Рисунок 1"/>
             <wp:cNvGraphicFramePr>
               <a:graphicFrameLocks xmlns:a="http://schemas.openxmlformats.org/drawingml/2006/main" noChangeAspect="1"/>
             </wp:cNvGraphicFramePr>
@@ -993,7 +991,7 @@
               <a:graphicData uri="http://schemas.openxmlformats.org/drawingml/2006/picture">
                 <pic:pic xmlns:pic="http://schemas.openxmlformats.org/drawingml/2006/picture">
                   <pic:nvPicPr>
-                    <pic:cNvPr id="337702202" name=""/>
+                    <pic:cNvPr id="1992355427" name=""/>
                     <pic:cNvPicPr/>
                   </pic:nvPicPr>
                   <pic:blipFill>
@@ -1005,7 +1003,7 @@
                   <pic:spPr>
                     <a:xfrm>
                       <a:off x="0" y="0"/>
-                      <a:ext cx="5940425" cy="5908675"/>
+                      <a:ext cx="5940425" cy="5619115"/>
                     </a:xfrm>
                     <a:prstGeom prst="rect">
                       <a:avLst/>
@@ -1077,10 +1075,10 @@
           <w:szCs w:val="28"/>
         </w:rPr>
         <w:drawing>
-          <wp:inline distT="0" distB="0" distL="0" distR="0" wp14:anchorId="59149CF4" wp14:editId="6EA75EB3">
-            <wp:extent cx="5940425" cy="6362700"/>
-            <wp:effectExtent l="0" t="0" r="3175" b="0"/>
-            <wp:docPr id="1050542403" name="Рисунок 1"/>
+          <wp:inline distT="0" distB="0" distL="0" distR="0" wp14:anchorId="1ED9ED98" wp14:editId="6B2F9574">
+            <wp:extent cx="5940425" cy="7200265"/>
+            <wp:effectExtent l="0" t="0" r="3175" b="635"/>
+            <wp:docPr id="1804958942" name="Рисунок 1"/>
             <wp:cNvGraphicFramePr>
               <a:graphicFrameLocks xmlns:a="http://schemas.openxmlformats.org/drawingml/2006/main" noChangeAspect="1"/>
             </wp:cNvGraphicFramePr>
@@ -1088,7 +1086,7 @@
               <a:graphicData uri="http://schemas.openxmlformats.org/drawingml/2006/picture">
                 <pic:pic xmlns:pic="http://schemas.openxmlformats.org/drawingml/2006/picture">
                   <pic:nvPicPr>
-                    <pic:cNvPr id="1050542403" name=""/>
+                    <pic:cNvPr id="1804958942" name=""/>
                     <pic:cNvPicPr/>
                   </pic:nvPicPr>
                   <pic:blipFill>
@@ -1100,7 +1098,7 @@
                   <pic:spPr>
                     <a:xfrm>
                       <a:off x="0" y="0"/>
-                      <a:ext cx="5940425" cy="6362700"/>
+                      <a:ext cx="5940425" cy="7200265"/>
                     </a:xfrm>
                     <a:prstGeom prst="rect">
                       <a:avLst/>
@@ -1172,10 +1170,10 @@
           <w:szCs w:val="28"/>
         </w:rPr>
         <w:drawing>
-          <wp:inline distT="0" distB="0" distL="0" distR="0" wp14:anchorId="3C600533" wp14:editId="5D70E3C0">
-            <wp:extent cx="5940425" cy="5454650"/>
-            <wp:effectExtent l="0" t="0" r="3175" b="0"/>
-            <wp:docPr id="1176714843" name="Рисунок 1"/>
+          <wp:inline distT="0" distB="0" distL="0" distR="0" wp14:anchorId="05FA90CF" wp14:editId="05066914">
+            <wp:extent cx="5940425" cy="7445375"/>
+            <wp:effectExtent l="0" t="0" r="3175" b="3175"/>
+            <wp:docPr id="2073150836" name="Рисунок 1"/>
             <wp:cNvGraphicFramePr>
               <a:graphicFrameLocks xmlns:a="http://schemas.openxmlformats.org/drawingml/2006/main" noChangeAspect="1"/>
             </wp:cNvGraphicFramePr>
@@ -1183,7 +1181,7 @@
               <a:graphicData uri="http://schemas.openxmlformats.org/drawingml/2006/picture">
                 <pic:pic xmlns:pic="http://schemas.openxmlformats.org/drawingml/2006/picture">
                   <pic:nvPicPr>
-                    <pic:cNvPr id="1176714843" name=""/>
+                    <pic:cNvPr id="2073150836" name=""/>
                     <pic:cNvPicPr/>
                   </pic:nvPicPr>
                   <pic:blipFill>
@@ -1195,7 +1193,7 @@
                   <pic:spPr>
                     <a:xfrm>
                       <a:off x="0" y="0"/>
-                      <a:ext cx="5940425" cy="5454650"/>
+                      <a:ext cx="5940425" cy="7445375"/>
                     </a:xfrm>
                     <a:prstGeom prst="rect">
                       <a:avLst/>
@@ -1249,61 +1247,7 @@
           <w:szCs w:val="28"/>
         </w:rPr>
         <w:lastRenderedPageBreak/>
-        <w:t xml:space="preserve">получить ленту </w:t>
-      </w:r>
-      <w:proofErr w:type="gramStart"/>
-      <w:r>
-        <w:rPr>
-          <w:rFonts w:ascii="Times New Roman" w:hAnsi="Times New Roman" w:cs="Times New Roman"/>
-          <w:sz w:val="28"/>
-          <w:szCs w:val="28"/>
-        </w:rPr>
-        <w:t>по ид</w:t>
-      </w:r>
-      <w:proofErr w:type="gramEnd"/>
-      <w:r>
-        <w:rPr>
-          <w:rFonts w:ascii="Times New Roman" w:hAnsi="Times New Roman" w:cs="Times New Roman"/>
-          <w:sz w:val="28"/>
-          <w:szCs w:val="28"/>
-        </w:rPr>
-        <w:t xml:space="preserve"> `?</w:t>
-      </w:r>
-      <w:proofErr w:type="spellStart"/>
-      <w:r>
-        <w:rPr>
-          <w:rFonts w:ascii="Times New Roman" w:hAnsi="Times New Roman" w:cs="Times New Roman"/>
-          <w:sz w:val="28"/>
-          <w:szCs w:val="28"/>
-        </w:rPr>
-        <w:t>next</w:t>
-      </w:r>
-      <w:proofErr w:type="spellEnd"/>
-      <w:r>
-        <w:rPr>
-          <w:rFonts w:ascii="Times New Roman" w:hAnsi="Times New Roman" w:cs="Times New Roman"/>
-          <w:sz w:val="28"/>
-          <w:szCs w:val="28"/>
-        </w:rPr>
-        <w:t>=</w:t>
-      </w:r>
-      <w:proofErr w:type="spellStart"/>
-      <w:r>
-        <w:rPr>
-          <w:rFonts w:ascii="Times New Roman" w:hAnsi="Times New Roman" w:cs="Times New Roman"/>
-          <w:sz w:val="28"/>
-          <w:szCs w:val="28"/>
-        </w:rPr>
-        <w:t>true</w:t>
-      </w:r>
-      <w:proofErr w:type="spellEnd"/>
-      <w:r>
-        <w:rPr>
-          <w:rFonts w:ascii="Times New Roman" w:hAnsi="Times New Roman" w:cs="Times New Roman"/>
-          <w:sz w:val="28"/>
-          <w:szCs w:val="28"/>
-        </w:rPr>
-        <w:t>`</w:t>
+        <w:t>получить ленту по ид `?next=true`</w:t>
       </w:r>
     </w:p>
     <w:p>
@@ -1321,10 +1265,10 @@
           <w:szCs w:val="28"/>
         </w:rPr>
         <w:drawing>
-          <wp:inline distT="0" distB="0" distL="0" distR="0" wp14:anchorId="7DF56BC8" wp14:editId="3CD74C40">
-            <wp:extent cx="5940425" cy="5683885"/>
-            <wp:effectExtent l="0" t="0" r="3175" b="0"/>
-            <wp:docPr id="1704348519" name="Рисунок 1"/>
+          <wp:inline distT="0" distB="0" distL="0" distR="0" wp14:anchorId="73C05AA2" wp14:editId="6AB3358F">
+            <wp:extent cx="5940425" cy="6988175"/>
+            <wp:effectExtent l="0" t="0" r="3175" b="3175"/>
+            <wp:docPr id="1510535596" name="Рисунок 1"/>
             <wp:cNvGraphicFramePr>
               <a:graphicFrameLocks xmlns:a="http://schemas.openxmlformats.org/drawingml/2006/main" noChangeAspect="1"/>
             </wp:cNvGraphicFramePr>
@@ -1332,7 +1276,7 @@
               <a:graphicData uri="http://schemas.openxmlformats.org/drawingml/2006/picture">
                 <pic:pic xmlns:pic="http://schemas.openxmlformats.org/drawingml/2006/picture">
                   <pic:nvPicPr>
-                    <pic:cNvPr id="1704348519" name=""/>
+                    <pic:cNvPr id="1510535596" name=""/>
                     <pic:cNvPicPr/>
                   </pic:nvPicPr>
                   <pic:blipFill>
@@ -1344,7 +1288,7 @@
                   <pic:spPr>
                     <a:xfrm>
                       <a:off x="0" y="0"/>
-                      <a:ext cx="5940425" cy="5683885"/>
+                      <a:ext cx="5940425" cy="6988175"/>
                     </a:xfrm>
                     <a:prstGeom prst="rect">
                       <a:avLst/>
@@ -1416,10 +1360,10 @@
           <w:szCs w:val="28"/>
         </w:rPr>
         <w:drawing>
-          <wp:inline distT="0" distB="0" distL="0" distR="0" wp14:anchorId="6A8C0469" wp14:editId="28C6D3D3">
-            <wp:extent cx="5940425" cy="3504565"/>
+          <wp:inline distT="0" distB="0" distL="0" distR="0" wp14:anchorId="4E8976B5" wp14:editId="5A6BA329">
+            <wp:extent cx="5940425" cy="4723765"/>
             <wp:effectExtent l="0" t="0" r="3175" b="635"/>
-            <wp:docPr id="1956562593" name="Рисунок 1"/>
+            <wp:docPr id="1855999939" name="Рисунок 1"/>
             <wp:cNvGraphicFramePr>
               <a:graphicFrameLocks xmlns:a="http://schemas.openxmlformats.org/drawingml/2006/main" noChangeAspect="1"/>
             </wp:cNvGraphicFramePr>
@@ -1427,7 +1371,7 @@
               <a:graphicData uri="http://schemas.openxmlformats.org/drawingml/2006/picture">
                 <pic:pic xmlns:pic="http://schemas.openxmlformats.org/drawingml/2006/picture">
                   <pic:nvPicPr>
-                    <pic:cNvPr id="1956562593" name=""/>
+                    <pic:cNvPr id="1855999939" name=""/>
                     <pic:cNvPicPr/>
                   </pic:nvPicPr>
                   <pic:blipFill>
@@ -1439,7 +1383,7 @@
                   <pic:spPr>
                     <a:xfrm>
                       <a:off x="0" y="0"/>
-                      <a:ext cx="5940425" cy="3504565"/>
+                      <a:ext cx="5940425" cy="4723765"/>
                     </a:xfrm>
                     <a:prstGeom prst="rect">
                       <a:avLst/>
@@ -1460,12 +1404,49 @@
           <w:szCs w:val="28"/>
         </w:rPr>
       </w:pPr>
-      <w:r>
-        <w:rPr>
-          <w:rFonts w:ascii="Times New Roman" w:hAnsi="Times New Roman" w:cs="Times New Roman"/>
-          <w:sz w:val="28"/>
-          <w:szCs w:val="28"/>
-        </w:rPr>
+    </w:p>
+    <w:p>
+      <w:pPr>
+        <w:rPr>
+          <w:rFonts w:ascii="Times New Roman" w:hAnsi="Times New Roman" w:cs="Times New Roman"/>
+          <w:sz w:val="28"/>
+          <w:szCs w:val="28"/>
+          <w:lang w:val="en-US"/>
+        </w:rPr>
+      </w:pPr>
+    </w:p>
+    <w:p>
+      <w:pPr>
+        <w:rPr>
+          <w:rFonts w:ascii="Times New Roman" w:hAnsi="Times New Roman" w:cs="Times New Roman"/>
+          <w:sz w:val="28"/>
+          <w:szCs w:val="28"/>
+        </w:rPr>
+      </w:pPr>
+      <w:r>
+        <w:rPr>
+          <w:rFonts w:ascii="Times New Roman" w:hAnsi="Times New Roman" w:cs="Times New Roman"/>
+          <w:sz w:val="28"/>
+          <w:szCs w:val="28"/>
+        </w:rPr>
+        <w:br w:type="page"/>
+      </w:r>
+    </w:p>
+    <w:p>
+      <w:pPr>
+        <w:rPr>
+          <w:rFonts w:ascii="Times New Roman" w:hAnsi="Times New Roman" w:cs="Times New Roman"/>
+          <w:sz w:val="28"/>
+          <w:szCs w:val="28"/>
+        </w:rPr>
+      </w:pPr>
+      <w:r>
+        <w:rPr>
+          <w:rFonts w:ascii="Times New Roman" w:hAnsi="Times New Roman" w:cs="Times New Roman"/>
+          <w:sz w:val="28"/>
+          <w:szCs w:val="28"/>
+        </w:rPr>
+        <w:lastRenderedPageBreak/>
         <w:t>удалить `услугу`</w:t>
       </w:r>
     </w:p>
@@ -1484,10 +1465,10 @@
           <w:szCs w:val="28"/>
         </w:rPr>
         <w:drawing>
-          <wp:inline distT="0" distB="0" distL="0" distR="0" wp14:anchorId="6BB60EE9" wp14:editId="711810BA">
-            <wp:extent cx="5940425" cy="1844040"/>
-            <wp:effectExtent l="0" t="0" r="3175" b="3810"/>
-            <wp:docPr id="73326667" name="Рисунок 1"/>
+          <wp:inline distT="0" distB="0" distL="0" distR="0" wp14:anchorId="08F02A7B" wp14:editId="7F8E77E2">
+            <wp:extent cx="5940425" cy="2401570"/>
+            <wp:effectExtent l="0" t="0" r="3175" b="0"/>
+            <wp:docPr id="2064025195" name="Рисунок 1"/>
             <wp:cNvGraphicFramePr>
               <a:graphicFrameLocks xmlns:a="http://schemas.openxmlformats.org/drawingml/2006/main" noChangeAspect="1"/>
             </wp:cNvGraphicFramePr>
@@ -1495,7 +1476,7 @@
               <a:graphicData uri="http://schemas.openxmlformats.org/drawingml/2006/picture">
                 <pic:pic xmlns:pic="http://schemas.openxmlformats.org/drawingml/2006/picture">
                   <pic:nvPicPr>
-                    <pic:cNvPr id="73326667" name=""/>
+                    <pic:cNvPr id="2064025195" name=""/>
                     <pic:cNvPicPr/>
                   </pic:nvPicPr>
                   <pic:blipFill>
@@ -1507,7 +1488,7 @@
                   <pic:spPr>
                     <a:xfrm>
                       <a:off x="0" y="0"/>
-                      <a:ext cx="5940425" cy="1844040"/>
+                      <a:ext cx="5940425" cy="2401570"/>
                     </a:xfrm>
                     <a:prstGeom prst="rect">
                       <a:avLst/>
@@ -1535,12 +1516,13 @@
           <w:rFonts w:ascii="Times New Roman" w:hAnsi="Times New Roman" w:cs="Times New Roman"/>
           <w:sz w:val="28"/>
           <w:szCs w:val="28"/>
+          <w:lang w:val="en-US"/>
         </w:rPr>
         <w:drawing>
-          <wp:inline distT="0" distB="0" distL="0" distR="0" wp14:anchorId="67E28ED5" wp14:editId="07DC0625">
-            <wp:extent cx="5824526" cy="2964873"/>
-            <wp:effectExtent l="0" t="0" r="5080" b="6985"/>
-            <wp:docPr id="1432676888" name="Рисунок 1"/>
+          <wp:inline distT="0" distB="0" distL="0" distR="0" wp14:anchorId="54E98500" wp14:editId="4AA7F21A">
+            <wp:extent cx="5940425" cy="2600325"/>
+            <wp:effectExtent l="0" t="0" r="3175" b="9525"/>
+            <wp:docPr id="1975389071" name="Рисунок 1"/>
             <wp:cNvGraphicFramePr>
               <a:graphicFrameLocks xmlns:a="http://schemas.openxmlformats.org/drawingml/2006/main" noChangeAspect="1"/>
             </wp:cNvGraphicFramePr>
@@ -1548,7 +1530,7 @@
               <a:graphicData uri="http://schemas.openxmlformats.org/drawingml/2006/picture">
                 <pic:pic xmlns:pic="http://schemas.openxmlformats.org/drawingml/2006/picture">
                   <pic:nvPicPr>
-                    <pic:cNvPr id="1432676888" name=""/>
+                    <pic:cNvPr id="1975389071" name=""/>
                     <pic:cNvPicPr/>
                   </pic:nvPicPr>
                   <pic:blipFill>
@@ -1560,7 +1542,7 @@
                   <pic:spPr>
                     <a:xfrm>
                       <a:off x="0" y="0"/>
-                      <a:ext cx="5844212" cy="2974894"/>
+                      <a:ext cx="5940425" cy="2600325"/>
                     </a:xfrm>
                     <a:prstGeom prst="rect">
                       <a:avLst/>
@@ -1615,10 +1597,10 @@
           <w:szCs w:val="28"/>
         </w:rPr>
         <w:drawing>
-          <wp:inline distT="0" distB="0" distL="0" distR="0" wp14:anchorId="3B7757C9" wp14:editId="2DEBCD77">
-            <wp:extent cx="5637245" cy="3297382"/>
-            <wp:effectExtent l="0" t="0" r="1905" b="0"/>
-            <wp:docPr id="1027882579" name="Рисунок 1"/>
+          <wp:inline distT="0" distB="0" distL="0" distR="0" wp14:anchorId="04AC88C9" wp14:editId="6A083B2B">
+            <wp:extent cx="5668166" cy="5772956"/>
+            <wp:effectExtent l="0" t="0" r="8890" b="0"/>
+            <wp:docPr id="383860185" name="Рисунок 1"/>
             <wp:cNvGraphicFramePr>
               <a:graphicFrameLocks xmlns:a="http://schemas.openxmlformats.org/drawingml/2006/main" noChangeAspect="1"/>
             </wp:cNvGraphicFramePr>
@@ -1626,7 +1608,7 @@
               <a:graphicData uri="http://schemas.openxmlformats.org/drawingml/2006/picture">
                 <pic:pic xmlns:pic="http://schemas.openxmlformats.org/drawingml/2006/picture">
                   <pic:nvPicPr>
-                    <pic:cNvPr id="1027882579" name=""/>
+                    <pic:cNvPr id="383860185" name=""/>
                     <pic:cNvPicPr/>
                   </pic:nvPicPr>
                   <pic:blipFill>
@@ -1638,7 +1620,7 @@
                   <pic:spPr>
                     <a:xfrm>
                       <a:off x="0" y="0"/>
-                      <a:ext cx="5660203" cy="3310811"/>
+                      <a:ext cx="5668166" cy="5772956"/>
                     </a:xfrm>
                     <a:prstGeom prst="rect">
                       <a:avLst/>
@@ -1684,6 +1666,7 @@
           <w:rFonts w:ascii="Times New Roman" w:hAnsi="Times New Roman" w:cs="Times New Roman"/>
           <w:sz w:val="28"/>
           <w:szCs w:val="28"/>
+          <w:lang w:val="en-US"/>
         </w:rPr>
       </w:pPr>
       <w:r>
@@ -1711,10 +1694,10 @@
           <w:szCs w:val="28"/>
         </w:rPr>
         <w:drawing>
-          <wp:inline distT="0" distB="0" distL="0" distR="0" wp14:anchorId="3F62A84B" wp14:editId="2A94F603">
-            <wp:extent cx="5922645" cy="1129030"/>
-            <wp:effectExtent l="0" t="0" r="1905" b="0"/>
-            <wp:docPr id="1822204080" name="Рисунок 2"/>
+          <wp:inline distT="0" distB="0" distL="0" distR="0" wp14:anchorId="2C1EF0B4" wp14:editId="7EFB0CE2">
+            <wp:extent cx="5976244" cy="2232660"/>
+            <wp:effectExtent l="0" t="0" r="5715" b="0"/>
+            <wp:docPr id="1450295261" name="Рисунок 1"/>
             <wp:cNvGraphicFramePr>
               <a:graphicFrameLocks xmlns:a="http://schemas.openxmlformats.org/drawingml/2006/main" noChangeAspect="1"/>
             </wp:cNvGraphicFramePr>
@@ -1722,20 +1705,12 @@
               <a:graphicData uri="http://schemas.openxmlformats.org/drawingml/2006/picture">
                 <pic:pic xmlns:pic="http://schemas.openxmlformats.org/drawingml/2006/picture">
                   <pic:nvPicPr>
-                    <pic:cNvPr id="0" name="Picture 2"/>
-                    <pic:cNvPicPr>
-                      <a:picLocks noChangeAspect="1" noChangeArrowheads="1"/>
-                    </pic:cNvPicPr>
+                    <pic:cNvPr id="1450295261" name=""/>
+                    <pic:cNvPicPr/>
                   </pic:nvPicPr>
-                  <pic:blipFill>
-                    <a:blip r:embed="rId15" cstate="print">
-                      <a:extLst>
-                        <a:ext uri="{28A0092B-C50C-407E-A947-70E740481C1C}">
-                          <a14:useLocalDpi xmlns:a14="http://schemas.microsoft.com/office/drawing/2010/main" val="0"/>
-                        </a:ext>
-                      </a:extLst>
-                    </a:blip>
-                    <a:srcRect/>
+                  <pic:blipFill rotWithShape="1">
+                    <a:blip r:embed="rId15"/>
+                    <a:srcRect r="35335"/>
                     <a:stretch>
                       <a:fillRect/>
                     </a:stretch>
@@ -1743,15 +1718,19 @@
                   <pic:spPr bwMode="auto">
                     <a:xfrm>
                       <a:off x="0" y="0"/>
-                      <a:ext cx="5922645" cy="1129030"/>
+                      <a:ext cx="6066244" cy="2266283"/>
                     </a:xfrm>
                     <a:prstGeom prst="rect">
                       <a:avLst/>
                     </a:prstGeom>
-                    <a:noFill/>
                     <a:ln>
                       <a:noFill/>
                     </a:ln>
+                    <a:extLst>
+                      <a:ext uri="{53640926-AAD7-44D8-BBD7-CCE9431645EC}">
+                        <a14:shadowObscured xmlns:a14="http://schemas.microsoft.com/office/drawing/2010/main"/>
+                      </a:ext>
+                    </a:extLst>
                   </pic:spPr>
                 </pic:pic>
               </a:graphicData>
@@ -1772,13 +1751,14 @@
       <w:r>
         <w:rPr>
           <w:rFonts w:ascii="Times New Roman" w:hAnsi="Times New Roman" w:cs="Times New Roman"/>
+          <w:noProof/>
           <w:sz w:val="28"/>
           <w:szCs w:val="28"/>
         </w:rPr>
         <w:drawing>
-          <wp:inline distT="0" distB="0" distL="0" distR="0" wp14:anchorId="71C5ACBF" wp14:editId="1F90006F">
-            <wp:extent cx="3401291" cy="1115623"/>
-            <wp:effectExtent l="0" t="0" r="0" b="8890"/>
+          <wp:inline distT="0" distB="0" distL="0" distR="0" wp14:anchorId="71C5ACBF" wp14:editId="659F8441">
+            <wp:extent cx="4297866" cy="1409700"/>
+            <wp:effectExtent l="0" t="0" r="7620" b="0"/>
             <wp:docPr id="1007428247" name="Рисунок 1"/>
             <wp:cNvGraphicFramePr>
               <a:graphicFrameLocks xmlns:a="http://schemas.openxmlformats.org/drawingml/2006/main" noChangeAspect="1"/>
@@ -1799,7 +1779,7 @@
                   <pic:spPr>
                     <a:xfrm>
                       <a:off x="0" y="0"/>
-                      <a:ext cx="3423427" cy="1122884"/>
+                      <a:ext cx="4330308" cy="1420341"/>
                     </a:xfrm>
                     <a:prstGeom prst="rect">
                       <a:avLst/>
@@ -1824,6 +1804,7 @@
       <w:r>
         <w:rPr>
           <w:rFonts w:ascii="Times New Roman" w:hAnsi="Times New Roman" w:cs="Times New Roman"/>
+          <w:noProof/>
           <w:sz w:val="28"/>
           <w:szCs w:val="28"/>
         </w:rPr>
@@ -1897,54 +1878,14 @@
           <w:szCs w:val="28"/>
         </w:rPr>
         <w:lastRenderedPageBreak/>
-        <w:t xml:space="preserve">Скриншоты 14-15: </w:t>
-      </w:r>
-      <w:proofErr w:type="spellStart"/>
-      <w:r>
-        <w:rPr>
-          <w:rFonts w:ascii="Times New Roman" w:hAnsi="Times New Roman" w:cs="Times New Roman"/>
-          <w:sz w:val="28"/>
-          <w:szCs w:val="28"/>
-        </w:rPr>
-        <w:t>gorm</w:t>
-      </w:r>
-      <w:proofErr w:type="spellEnd"/>
-      <w:r>
-        <w:rPr>
-          <w:rFonts w:ascii="Times New Roman" w:hAnsi="Times New Roman" w:cs="Times New Roman"/>
-          <w:sz w:val="28"/>
-          <w:szCs w:val="28"/>
-        </w:rPr>
-        <w:t xml:space="preserve"> - модель, </w:t>
-      </w:r>
-      <w:proofErr w:type="spellStart"/>
-      <w:r>
-        <w:rPr>
-          <w:rFonts w:ascii="Times New Roman" w:hAnsi="Times New Roman" w:cs="Times New Roman"/>
-          <w:sz w:val="28"/>
-          <w:szCs w:val="28"/>
-        </w:rPr>
-        <w:t>json</w:t>
-      </w:r>
-      <w:proofErr w:type="spellEnd"/>
-      <w:r>
-        <w:rPr>
-          <w:rFonts w:ascii="Times New Roman" w:hAnsi="Times New Roman" w:cs="Times New Roman"/>
-          <w:sz w:val="28"/>
-          <w:szCs w:val="28"/>
-        </w:rPr>
-        <w:t xml:space="preserve"> - </w:t>
-      </w:r>
-      <w:proofErr w:type="spellStart"/>
-      <w:r>
-        <w:rPr>
-          <w:rFonts w:ascii="Times New Roman" w:hAnsi="Times New Roman" w:cs="Times New Roman"/>
-          <w:sz w:val="28"/>
-          <w:szCs w:val="28"/>
-        </w:rPr>
-        <w:t>сериализатор</w:t>
-      </w:r>
-      <w:proofErr w:type="spellEnd"/>
+        <w:t>Скриншоты 14-15: gorm - модель, json - сериализатор</w:t>
+      </w:r>
+      <w:r>
+        <w:rPr>
+          <w:noProof/>
+        </w:rPr>
+        <w:t xml:space="preserve"> </w:t>
+      </w:r>
       <w:r>
         <w:rPr>
           <w:rFonts w:ascii="Times New Roman" w:hAnsi="Times New Roman" w:cs="Times New Roman"/>
@@ -1952,10 +1893,10 @@
           <w:szCs w:val="28"/>
         </w:rPr>
         <w:drawing>
-          <wp:inline distT="0" distB="0" distL="0" distR="0" wp14:anchorId="63FB2EFA" wp14:editId="1960DF50">
-            <wp:extent cx="5940425" cy="3180080"/>
-            <wp:effectExtent l="0" t="0" r="3175" b="1270"/>
-            <wp:docPr id="963531443" name="Рисунок 1"/>
+          <wp:inline distT="0" distB="0" distL="0" distR="0" wp14:anchorId="48E593AE" wp14:editId="426B052F">
+            <wp:extent cx="5940425" cy="4316730"/>
+            <wp:effectExtent l="0" t="0" r="3175" b="7620"/>
+            <wp:docPr id="1032218752" name="Рисунок 1"/>
             <wp:cNvGraphicFramePr>
               <a:graphicFrameLocks xmlns:a="http://schemas.openxmlformats.org/drawingml/2006/main" noChangeAspect="1"/>
             </wp:cNvGraphicFramePr>
@@ -1963,7 +1904,7 @@
               <a:graphicData uri="http://schemas.openxmlformats.org/drawingml/2006/picture">
                 <pic:pic xmlns:pic="http://schemas.openxmlformats.org/drawingml/2006/picture">
                   <pic:nvPicPr>
-                    <pic:cNvPr id="963531443" name=""/>
+                    <pic:cNvPr id="1032218752" name=""/>
                     <pic:cNvPicPr/>
                   </pic:nvPicPr>
                   <pic:blipFill>
@@ -1975,7 +1916,7 @@
                   <pic:spPr>
                     <a:xfrm>
                       <a:off x="0" y="0"/>
-                      <a:ext cx="5940425" cy="3180080"/>
+                      <a:ext cx="5940425" cy="4316730"/>
                     </a:xfrm>
                     <a:prstGeom prst="rect">
                       <a:avLst/>
@@ -1987,6 +1928,14 @@
           </wp:inline>
         </w:drawing>
       </w:r>
+      <w:r>
+        <w:rPr>
+          <w:rFonts w:ascii="Times New Roman" w:hAnsi="Times New Roman" w:cs="Times New Roman"/>
+          <w:sz w:val="28"/>
+          <w:szCs w:val="28"/>
+        </w:rPr>
+        <w:tab/>
+      </w:r>
     </w:p>
     <w:p>
       <w:pPr>
@@ -2003,10 +1952,10 @@
           <w:szCs w:val="28"/>
         </w:rPr>
         <w:drawing>
-          <wp:inline distT="0" distB="0" distL="0" distR="0" wp14:anchorId="6FF26D77" wp14:editId="614ADDF4">
-            <wp:extent cx="5940425" cy="1355090"/>
-            <wp:effectExtent l="0" t="0" r="3175" b="0"/>
-            <wp:docPr id="1070905487" name="Рисунок 1"/>
+          <wp:inline distT="0" distB="0" distL="0" distR="0" wp14:anchorId="36F48857" wp14:editId="14769CB2">
+            <wp:extent cx="5940425" cy="2428875"/>
+            <wp:effectExtent l="0" t="0" r="3175" b="9525"/>
+            <wp:docPr id="1681684641" name="Рисунок 1"/>
             <wp:cNvGraphicFramePr>
               <a:graphicFrameLocks xmlns:a="http://schemas.openxmlformats.org/drawingml/2006/main" noChangeAspect="1"/>
             </wp:cNvGraphicFramePr>
@@ -2014,7 +1963,7 @@
               <a:graphicData uri="http://schemas.openxmlformats.org/drawingml/2006/picture">
                 <pic:pic xmlns:pic="http://schemas.openxmlformats.org/drawingml/2006/picture">
                   <pic:nvPicPr>
-                    <pic:cNvPr id="1070905487" name=""/>
+                    <pic:cNvPr id="1681684641" name=""/>
                     <pic:cNvPicPr/>
                   </pic:nvPicPr>
                   <pic:blipFill>
@@ -2026,7 +1975,7 @@
                   <pic:spPr>
                     <a:xfrm>
                       <a:off x="0" y="0"/>
-                      <a:ext cx="5940425" cy="1355090"/>
+                      <a:ext cx="5940425" cy="2428875"/>
                     </a:xfrm>
                     <a:prstGeom prst="rect">
                       <a:avLst/>
@@ -2053,11 +2002,12 @@
           <w:sz w:val="28"/>
           <w:szCs w:val="28"/>
         </w:rPr>
+        <w:lastRenderedPageBreak/>
         <w:drawing>
-          <wp:inline distT="0" distB="0" distL="0" distR="0" wp14:anchorId="6B064E79" wp14:editId="38E0D5A5">
-            <wp:extent cx="5940425" cy="2821940"/>
-            <wp:effectExtent l="0" t="0" r="3175" b="0"/>
-            <wp:docPr id="2037745412" name="Рисунок 1"/>
+          <wp:inline distT="0" distB="0" distL="0" distR="0" wp14:anchorId="6BF07509" wp14:editId="336F4BB0">
+            <wp:extent cx="5940425" cy="5574665"/>
+            <wp:effectExtent l="0" t="0" r="3175" b="6985"/>
+            <wp:docPr id="358595320" name="Рисунок 1"/>
             <wp:cNvGraphicFramePr>
               <a:graphicFrameLocks xmlns:a="http://schemas.openxmlformats.org/drawingml/2006/main" noChangeAspect="1"/>
             </wp:cNvGraphicFramePr>
@@ -2065,7 +2015,7 @@
               <a:graphicData uri="http://schemas.openxmlformats.org/drawingml/2006/picture">
                 <pic:pic xmlns:pic="http://schemas.openxmlformats.org/drawingml/2006/picture">
                   <pic:nvPicPr>
-                    <pic:cNvPr id="2037745412" name=""/>
+                    <pic:cNvPr id="358595320" name=""/>
                     <pic:cNvPicPr/>
                   </pic:nvPicPr>
                   <pic:blipFill>
@@ -2077,7 +2027,7 @@
                   <pic:spPr>
                     <a:xfrm>
                       <a:off x="0" y="0"/>
-                      <a:ext cx="5940425" cy="2821940"/>
+                      <a:ext cx="5940425" cy="5574665"/>
                     </a:xfrm>
                     <a:prstGeom prst="rect">
                       <a:avLst/>
@@ -2105,7 +2055,6 @@
           <w:rFonts w:ascii="Times New Roman" w:hAnsi="Times New Roman" w:cs="Times New Roman"/>
           <w:sz w:val="28"/>
           <w:szCs w:val="28"/>
-          <w:lang w:val="en-US"/>
         </w:rPr>
       </w:pPr>
       <w:r>
@@ -2132,16 +2081,72 @@
           <w:rFonts w:ascii="Times New Roman" w:hAnsi="Times New Roman" w:cs="Times New Roman"/>
           <w:sz w:val="28"/>
           <w:szCs w:val="28"/>
+        </w:rPr>
+      </w:pPr>
+      <w:r>
+        <w:rPr>
+          <w:rFonts w:ascii="Times New Roman" w:hAnsi="Times New Roman" w:cs="Times New Roman"/>
+          <w:sz w:val="28"/>
+          <w:szCs w:val="28"/>
+        </w:rPr>
+        <w:t>Функция</w:t>
+      </w:r>
+      <w:r>
+        <w:rPr>
+          <w:rFonts w:ascii="Times New Roman" w:hAnsi="Times New Roman" w:cs="Times New Roman"/>
+          <w:sz w:val="28"/>
+          <w:szCs w:val="28"/>
+        </w:rPr>
+        <w:t>-</w:t>
+      </w:r>
+      <w:r>
+        <w:rPr>
+          <w:rFonts w:ascii="Times New Roman" w:hAnsi="Times New Roman" w:cs="Times New Roman"/>
+          <w:sz w:val="28"/>
+          <w:szCs w:val="28"/>
           <w:lang w:val="en-US"/>
         </w:rPr>
-      </w:pPr>
-      <w:r>
-        <w:rPr>
-          <w:rFonts w:ascii="Times New Roman" w:hAnsi="Times New Roman" w:cs="Times New Roman"/>
-          <w:sz w:val="28"/>
-          <w:szCs w:val="28"/>
-        </w:rPr>
-        <w:t>Функция</w:t>
+        <w:t>singleton</w:t>
+      </w:r>
+      <w:r>
+        <w:rPr>
+          <w:rFonts w:ascii="Times New Roman" w:hAnsi="Times New Roman" w:cs="Times New Roman"/>
+          <w:sz w:val="28"/>
+          <w:szCs w:val="28"/>
+        </w:rPr>
+        <w:t xml:space="preserve"> </w:t>
+      </w:r>
+      <w:r>
+        <w:rPr>
+          <w:rFonts w:ascii="Times New Roman" w:hAnsi="Times New Roman" w:cs="Times New Roman"/>
+          <w:sz w:val="28"/>
+          <w:szCs w:val="28"/>
+        </w:rPr>
+        <w:t>с</w:t>
+      </w:r>
+      <w:r>
+        <w:rPr>
+          <w:rFonts w:ascii="Times New Roman" w:hAnsi="Times New Roman" w:cs="Times New Roman"/>
+          <w:sz w:val="28"/>
+          <w:szCs w:val="28"/>
+        </w:rPr>
+        <w:t xml:space="preserve"> </w:t>
+      </w:r>
+      <w:r>
+        <w:rPr>
+          <w:rFonts w:ascii="Times New Roman" w:hAnsi="Times New Roman" w:cs="Times New Roman"/>
+          <w:sz w:val="28"/>
+          <w:szCs w:val="28"/>
+        </w:rPr>
+        <w:t>константой</w:t>
+      </w:r>
+      <w:r>
+        <w:rPr>
+          <w:rFonts w:ascii="Times New Roman" w:hAnsi="Times New Roman" w:cs="Times New Roman"/>
+          <w:sz w:val="28"/>
+          <w:szCs w:val="28"/>
+        </w:rPr>
+        <w:t xml:space="preserve"> </w:t>
       </w:r>
       <w:r>
         <w:rPr>
@@ -2150,33 +2155,26 @@
           <w:szCs w:val="28"/>
           <w:lang w:val="en-US"/>
         </w:rPr>
-        <w:t xml:space="preserve">-singleton </w:t>
-      </w:r>
-      <w:r>
-        <w:rPr>
-          <w:rFonts w:ascii="Times New Roman" w:hAnsi="Times New Roman" w:cs="Times New Roman"/>
-          <w:sz w:val="28"/>
-          <w:szCs w:val="28"/>
-        </w:rPr>
-        <w:t>с</w:t>
-      </w:r>
-      <w:r>
+        <w:t>DefaultUserID</w:t>
+      </w:r>
+      <w:r>
+        <w:rPr>
+          <w:rFonts w:ascii="Times New Roman" w:hAnsi="Times New Roman" w:cs="Times New Roman"/>
+          <w:sz w:val="28"/>
+          <w:szCs w:val="28"/>
+        </w:rPr>
+        <w:t xml:space="preserve"> = 2;</w:t>
+      </w:r>
+    </w:p>
+    <w:p>
+      <w:pPr>
         <w:rPr>
           <w:rFonts w:ascii="Times New Roman" w:hAnsi="Times New Roman" w:cs="Times New Roman"/>
           <w:sz w:val="28"/>
           <w:szCs w:val="28"/>
           <w:lang w:val="en-US"/>
         </w:rPr>
-        <w:t xml:space="preserve"> </w:t>
-      </w:r>
-      <w:r>
-        <w:rPr>
-          <w:rFonts w:ascii="Times New Roman" w:hAnsi="Times New Roman" w:cs="Times New Roman"/>
-          <w:sz w:val="28"/>
-          <w:szCs w:val="28"/>
-        </w:rPr>
-        <w:t>константой</w:t>
-      </w:r>
+      </w:pPr>
       <w:r>
         <w:rPr>
           <w:rFonts w:ascii="Times New Roman" w:hAnsi="Times New Roman" w:cs="Times New Roman"/>
@@ -2184,49 +2182,11 @@
           <w:szCs w:val="28"/>
           <w:lang w:val="en-US"/>
         </w:rPr>
-        <w:t xml:space="preserve"> </w:t>
-      </w:r>
-      <w:proofErr w:type="spellStart"/>
-      <w:r>
-        <w:rPr>
-          <w:rFonts w:ascii="Times New Roman" w:hAnsi="Times New Roman" w:cs="Times New Roman"/>
-          <w:sz w:val="28"/>
-          <w:szCs w:val="28"/>
-          <w:lang w:val="en-US"/>
-        </w:rPr>
-        <w:t>DefaultUserID</w:t>
-      </w:r>
-      <w:proofErr w:type="spellEnd"/>
-      <w:r>
-        <w:rPr>
-          <w:rFonts w:ascii="Times New Roman" w:hAnsi="Times New Roman" w:cs="Times New Roman"/>
-          <w:sz w:val="28"/>
-          <w:szCs w:val="28"/>
-          <w:lang w:val="en-US"/>
-        </w:rPr>
-        <w:t xml:space="preserve"> = 2;</w:t>
-      </w:r>
-    </w:p>
-    <w:p>
-      <w:pPr>
-        <w:rPr>
-          <w:rFonts w:ascii="Times New Roman" w:hAnsi="Times New Roman" w:cs="Times New Roman"/>
-          <w:sz w:val="28"/>
-          <w:szCs w:val="28"/>
-          <w:lang w:val="en-US"/>
-        </w:rPr>
-      </w:pPr>
-      <w:r>
-        <w:rPr>
-          <w:rFonts w:ascii="Times New Roman" w:hAnsi="Times New Roman" w:cs="Times New Roman"/>
-          <w:sz w:val="28"/>
-          <w:szCs w:val="28"/>
-        </w:rPr>
         <w:drawing>
-          <wp:inline distT="0" distB="0" distL="0" distR="0" wp14:anchorId="5C56F004" wp14:editId="6C1BF20C">
-            <wp:extent cx="5940425" cy="3613785"/>
-            <wp:effectExtent l="0" t="0" r="3175" b="5715"/>
-            <wp:docPr id="1357653665" name="Рисунок 1"/>
+          <wp:inline distT="0" distB="0" distL="0" distR="0" wp14:anchorId="5441BF0C" wp14:editId="4FFC98A0">
+            <wp:extent cx="5940425" cy="3820160"/>
+            <wp:effectExtent l="0" t="0" r="3175" b="8890"/>
+            <wp:docPr id="618658856" name="Рисунок 1"/>
             <wp:cNvGraphicFramePr>
               <a:graphicFrameLocks xmlns:a="http://schemas.openxmlformats.org/drawingml/2006/main" noChangeAspect="1"/>
             </wp:cNvGraphicFramePr>
@@ -2234,7 +2194,7 @@
               <a:graphicData uri="http://schemas.openxmlformats.org/drawingml/2006/picture">
                 <pic:pic xmlns:pic="http://schemas.openxmlformats.org/drawingml/2006/picture">
                   <pic:nvPicPr>
-                    <pic:cNvPr id="1357653665" name=""/>
+                    <pic:cNvPr id="618658856" name=""/>
                     <pic:cNvPicPr/>
                   </pic:nvPicPr>
                   <pic:blipFill>
@@ -2246,7 +2206,7 @@
                   <pic:spPr>
                     <a:xfrm>
                       <a:off x="0" y="0"/>
-                      <a:ext cx="5940425" cy="3613785"/>
+                      <a:ext cx="5940425" cy="3820160"/>
                     </a:xfrm>
                     <a:prstGeom prst="rect">
                       <a:avLst/>
@@ -2265,7 +2225,6 @@
           <w:rFonts w:ascii="Times New Roman" w:hAnsi="Times New Roman" w:cs="Times New Roman"/>
           <w:sz w:val="28"/>
           <w:szCs w:val="28"/>
-          <w:lang w:val="en-US"/>
         </w:rPr>
       </w:pPr>
       <w:r>
@@ -2292,10 +2251,10 @@
           <w:szCs w:val="28"/>
         </w:rPr>
         <w:drawing>
-          <wp:inline distT="0" distB="0" distL="0" distR="0" wp14:anchorId="6630FEA2" wp14:editId="59B38662">
-            <wp:extent cx="5940425" cy="2100580"/>
+          <wp:inline distT="0" distB="0" distL="0" distR="0" wp14:anchorId="53AB03B3" wp14:editId="6C49BBAB">
+            <wp:extent cx="5940425" cy="3525520"/>
             <wp:effectExtent l="0" t="0" r="3175" b="0"/>
-            <wp:docPr id="1670885056" name="Рисунок 1"/>
+            <wp:docPr id="349711207" name="Рисунок 1"/>
             <wp:cNvGraphicFramePr>
               <a:graphicFrameLocks xmlns:a="http://schemas.openxmlformats.org/drawingml/2006/main" noChangeAspect="1"/>
             </wp:cNvGraphicFramePr>
@@ -2303,7 +2262,7 @@
               <a:graphicData uri="http://schemas.openxmlformats.org/drawingml/2006/picture">
                 <pic:pic xmlns:pic="http://schemas.openxmlformats.org/drawingml/2006/picture">
                   <pic:nvPicPr>
-                    <pic:cNvPr id="1670885056" name=""/>
+                    <pic:cNvPr id="349711207" name=""/>
                     <pic:cNvPicPr/>
                   </pic:nvPicPr>
                   <pic:blipFill>
@@ -2315,7 +2274,7 @@
                   <pic:spPr>
                     <a:xfrm>
                       <a:off x="0" y="0"/>
-                      <a:ext cx="5940425" cy="2100580"/>
+                      <a:ext cx="5940425" cy="3525520"/>
                     </a:xfrm>
                     <a:prstGeom prst="rect">
                       <a:avLst/>
@@ -2366,6 +2325,7 @@
       <w:r>
         <w:rPr>
           <w:rFonts w:ascii="Times New Roman" w:hAnsi="Times New Roman" w:cs="Times New Roman"/>
+          <w:noProof/>
           <w:sz w:val="28"/>
           <w:szCs w:val="28"/>
         </w:rPr>
@@ -2470,10 +2430,10 @@
           <w:szCs w:val="28"/>
         </w:rPr>
         <w:drawing>
-          <wp:inline distT="0" distB="0" distL="0" distR="0" wp14:anchorId="70689A2A" wp14:editId="590DA55D">
-            <wp:extent cx="5940425" cy="4695825"/>
-            <wp:effectExtent l="0" t="0" r="3175" b="9525"/>
-            <wp:docPr id="340013296" name="Рисунок 1"/>
+          <wp:inline distT="0" distB="0" distL="0" distR="0" wp14:anchorId="674049E3" wp14:editId="2F1C1EDF">
+            <wp:extent cx="5940425" cy="7729855"/>
+            <wp:effectExtent l="0" t="0" r="3175" b="4445"/>
+            <wp:docPr id="4362319" name="Рисунок 1"/>
             <wp:cNvGraphicFramePr>
               <a:graphicFrameLocks xmlns:a="http://schemas.openxmlformats.org/drawingml/2006/main" noChangeAspect="1"/>
             </wp:cNvGraphicFramePr>
@@ -2481,7 +2441,7 @@
               <a:graphicData uri="http://schemas.openxmlformats.org/drawingml/2006/picture">
                 <pic:pic xmlns:pic="http://schemas.openxmlformats.org/drawingml/2006/picture">
                   <pic:nvPicPr>
-                    <pic:cNvPr id="340013296" name=""/>
+                    <pic:cNvPr id="4362319" name=""/>
                     <pic:cNvPicPr/>
                   </pic:nvPicPr>
                   <pic:blipFill>
@@ -2493,7 +2453,7 @@
                   <pic:spPr>
                     <a:xfrm>
                       <a:off x="0" y="0"/>
-                      <a:ext cx="5940425" cy="4695825"/>
+                      <a:ext cx="5940425" cy="7729855"/>
                     </a:xfrm>
                     <a:prstGeom prst="rect">
                       <a:avLst/>
@@ -3129,6 +3089,7 @@
   <w:style w:type="character" w:default="1" w:styleId="a0">
     <w:name w:val="Default Paragraph Font"/>
     <w:uiPriority w:val="1"/>
+    <w:semiHidden/>
     <w:unhideWhenUsed/>
   </w:style>
   <w:style w:type="table" w:default="1" w:styleId="a1">

--- a/Демонстрация ЛР3.docx
+++ b/Демонстрация ЛР3.docx
@@ -688,6 +688,7 @@
       <w:r>
         <w:rPr>
           <w:rFonts w:ascii="Times New Roman" w:hAnsi="Times New Roman" w:cs="Times New Roman"/>
+          <w:noProof/>
           <w:sz w:val="28"/>
           <w:szCs w:val="28"/>
           <w:lang w:val="en-US"/>
@@ -777,6 +778,7 @@
       <w:r>
         <w:rPr>
           <w:rFonts w:ascii="Times New Roman" w:hAnsi="Times New Roman" w:cs="Times New Roman"/>
+          <w:noProof/>
           <w:sz w:val="28"/>
           <w:szCs w:val="28"/>
         </w:rPr>
@@ -881,6 +883,7 @@
       <w:r>
         <w:rPr>
           <w:rFonts w:ascii="Times New Roman" w:hAnsi="Times New Roman" w:cs="Times New Roman"/>
+          <w:noProof/>
           <w:sz w:val="28"/>
           <w:szCs w:val="28"/>
         </w:rPr>
@@ -976,6 +979,7 @@
       <w:r>
         <w:rPr>
           <w:rFonts w:ascii="Times New Roman" w:hAnsi="Times New Roman" w:cs="Times New Roman"/>
+          <w:noProof/>
           <w:sz w:val="28"/>
           <w:szCs w:val="28"/>
         </w:rPr>
@@ -1071,6 +1075,7 @@
       <w:r>
         <w:rPr>
           <w:rFonts w:ascii="Times New Roman" w:hAnsi="Times New Roman" w:cs="Times New Roman"/>
+          <w:noProof/>
           <w:sz w:val="28"/>
           <w:szCs w:val="28"/>
         </w:rPr>
@@ -1166,6 +1171,7 @@
       <w:r>
         <w:rPr>
           <w:rFonts w:ascii="Times New Roman" w:hAnsi="Times New Roman" w:cs="Times New Roman"/>
+          <w:noProof/>
           <w:sz w:val="28"/>
           <w:szCs w:val="28"/>
         </w:rPr>
@@ -1261,6 +1267,7 @@
       <w:r>
         <w:rPr>
           <w:rFonts w:ascii="Times New Roman" w:hAnsi="Times New Roman" w:cs="Times New Roman"/>
+          <w:noProof/>
           <w:sz w:val="28"/>
           <w:szCs w:val="28"/>
         </w:rPr>
@@ -1356,6 +1363,7 @@
       <w:r>
         <w:rPr>
           <w:rFonts w:ascii="Times New Roman" w:hAnsi="Times New Roman" w:cs="Times New Roman"/>
+          <w:noProof/>
           <w:sz w:val="28"/>
           <w:szCs w:val="28"/>
         </w:rPr>
@@ -1461,6 +1469,7 @@
       <w:r>
         <w:rPr>
           <w:rFonts w:ascii="Times New Roman" w:hAnsi="Times New Roman" w:cs="Times New Roman"/>
+          <w:noProof/>
           <w:sz w:val="28"/>
           <w:szCs w:val="28"/>
         </w:rPr>
@@ -1514,6 +1523,7 @@
       <w:r>
         <w:rPr>
           <w:rFonts w:ascii="Times New Roman" w:hAnsi="Times New Roman" w:cs="Times New Roman"/>
+          <w:noProof/>
           <w:sz w:val="28"/>
           <w:szCs w:val="28"/>
           <w:lang w:val="en-US"/>
@@ -1593,6 +1603,7 @@
       <w:r>
         <w:rPr>
           <w:rFonts w:ascii="Times New Roman" w:hAnsi="Times New Roman" w:cs="Times New Roman"/>
+          <w:noProof/>
           <w:sz w:val="28"/>
           <w:szCs w:val="28"/>
         </w:rPr>
@@ -1690,6 +1701,7 @@
       <w:r>
         <w:rPr>
           <w:rFonts w:ascii="Times New Roman" w:hAnsi="Times New Roman" w:cs="Times New Roman"/>
+          <w:noProof/>
           <w:sz w:val="28"/>
           <w:szCs w:val="28"/>
         </w:rPr>
@@ -1889,6 +1901,7 @@
       <w:r>
         <w:rPr>
           <w:rFonts w:ascii="Times New Roman" w:hAnsi="Times New Roman" w:cs="Times New Roman"/>
+          <w:noProof/>
           <w:sz w:val="28"/>
           <w:szCs w:val="28"/>
         </w:rPr>
@@ -1948,6 +1961,7 @@
       <w:r>
         <w:rPr>
           <w:rFonts w:ascii="Times New Roman" w:hAnsi="Times New Roman" w:cs="Times New Roman"/>
+          <w:noProof/>
           <w:sz w:val="28"/>
           <w:szCs w:val="28"/>
         </w:rPr>
@@ -1999,6 +2013,7 @@
       <w:r>
         <w:rPr>
           <w:rFonts w:ascii="Times New Roman" w:hAnsi="Times New Roman" w:cs="Times New Roman"/>
+          <w:noProof/>
           <w:sz w:val="28"/>
           <w:szCs w:val="28"/>
         </w:rPr>
@@ -2178,6 +2193,7 @@
       <w:r>
         <w:rPr>
           <w:rFonts w:ascii="Times New Roman" w:hAnsi="Times New Roman" w:cs="Times New Roman"/>
+          <w:noProof/>
           <w:sz w:val="28"/>
           <w:szCs w:val="28"/>
           <w:lang w:val="en-US"/>
@@ -2247,6 +2263,7 @@
       <w:r>
         <w:rPr>
           <w:rFonts w:ascii="Times New Roman" w:hAnsi="Times New Roman" w:cs="Times New Roman"/>
+          <w:noProof/>
           <w:sz w:val="28"/>
           <w:szCs w:val="28"/>
         </w:rPr>
@@ -2330,10 +2347,10 @@
           <w:szCs w:val="28"/>
         </w:rPr>
         <w:drawing>
-          <wp:inline distT="0" distB="0" distL="0" distR="0" wp14:anchorId="43F4C12F" wp14:editId="12DEBED8">
-            <wp:extent cx="5811232" cy="7384473"/>
-            <wp:effectExtent l="0" t="0" r="0" b="6985"/>
-            <wp:docPr id="399518863" name="Рисунок 1"/>
+          <wp:inline distT="0" distB="0" distL="0" distR="0" wp14:anchorId="58BF40AA" wp14:editId="586C982D">
+            <wp:extent cx="5935980" cy="7543800"/>
+            <wp:effectExtent l="0" t="0" r="7620" b="0"/>
+            <wp:docPr id="1112677991" name="Рисунок 1"/>
             <wp:cNvGraphicFramePr>
               <a:graphicFrameLocks xmlns:a="http://schemas.openxmlformats.org/drawingml/2006/main" noChangeAspect="1"/>
             </wp:cNvGraphicFramePr>
@@ -2362,7 +2379,7 @@
                   <pic:spPr bwMode="auto">
                     <a:xfrm>
                       <a:off x="0" y="0"/>
-                      <a:ext cx="5859199" cy="7445426"/>
+                      <a:ext cx="5935980" cy="7543800"/>
                     </a:xfrm>
                     <a:prstGeom prst="rect">
                       <a:avLst/>
@@ -2426,6 +2443,7 @@
       <w:r>
         <w:rPr>
           <w:rFonts w:ascii="Times New Roman" w:hAnsi="Times New Roman" w:cs="Times New Roman"/>
+          <w:noProof/>
           <w:sz w:val="28"/>
           <w:szCs w:val="28"/>
         </w:rPr>

--- a/Демонстрация ЛР3.docx
+++ b/Демонстрация ЛР3.docx
@@ -4,631 +4,18 @@
   <w:body>
     <w:p>
       <w:pPr>
-        <w:spacing w:after="0"/>
-        <w:ind w:right="-284"/>
-        <w:jc w:val="center"/>
-        <w:rPr>
-          <w:rFonts w:ascii="Times New Roman" w:hAnsi="Times New Roman" w:cs="Times New Roman"/>
-          <w:b/>
-          <w:sz w:val="28"/>
-          <w:szCs w:val="28"/>
-        </w:rPr>
-      </w:pPr>
-      <w:bookmarkStart w:id="0" w:name="_Hlk147094856"/>
-      <w:bookmarkEnd w:id="0"/>
-      <w:r>
-        <w:rPr>
-          <w:rFonts w:ascii="Times New Roman" w:hAnsi="Times New Roman" w:cs="Times New Roman"/>
-          <w:b/>
-          <w:sz w:val="28"/>
-          <w:szCs w:val="28"/>
-        </w:rPr>
-        <w:t>Московский государственный технический</w:t>
-      </w:r>
-    </w:p>
-    <w:p>
-      <w:pPr>
-        <w:spacing w:after="0"/>
-        <w:ind w:right="-284"/>
-        <w:jc w:val="center"/>
-        <w:rPr>
-          <w:rFonts w:ascii="Times New Roman" w:hAnsi="Times New Roman" w:cs="Times New Roman"/>
-          <w:b/>
-          <w:sz w:val="28"/>
-          <w:szCs w:val="28"/>
-        </w:rPr>
-      </w:pPr>
-      <w:r>
-        <w:rPr>
-          <w:rFonts w:ascii="Times New Roman" w:hAnsi="Times New Roman" w:cs="Times New Roman"/>
-          <w:b/>
-          <w:sz w:val="28"/>
-          <w:szCs w:val="28"/>
-        </w:rPr>
-        <w:t>университет им. Н.Э. Баумана</w:t>
-      </w:r>
-    </w:p>
-    <w:p>
-      <w:pPr>
-        <w:spacing w:after="0"/>
-        <w:ind w:right="-284"/>
-        <w:rPr>
-          <w:rFonts w:ascii="Times New Roman" w:hAnsi="Times New Roman" w:cs="Times New Roman"/>
-          <w:sz w:val="28"/>
-          <w:szCs w:val="28"/>
-        </w:rPr>
-      </w:pPr>
-    </w:p>
-    <w:p>
-      <w:pPr>
-        <w:spacing w:after="0"/>
-        <w:ind w:right="-284"/>
-        <w:rPr>
-          <w:rFonts w:ascii="Times New Roman" w:hAnsi="Times New Roman" w:cs="Times New Roman"/>
-          <w:sz w:val="28"/>
-          <w:szCs w:val="28"/>
-        </w:rPr>
-      </w:pPr>
-    </w:p>
-    <w:p>
-      <w:pPr>
-        <w:spacing w:after="0"/>
-        <w:ind w:right="-284"/>
-        <w:rPr>
-          <w:rFonts w:ascii="Times New Roman" w:hAnsi="Times New Roman" w:cs="Times New Roman"/>
-          <w:sz w:val="28"/>
-          <w:szCs w:val="28"/>
-        </w:rPr>
-      </w:pPr>
-    </w:p>
-    <w:p>
-      <w:pPr>
-        <w:spacing w:after="0"/>
-        <w:ind w:right="-284"/>
-        <w:jc w:val="center"/>
-        <w:rPr>
-          <w:rFonts w:ascii="Times New Roman" w:hAnsi="Times New Roman" w:cs="Times New Roman"/>
-          <w:sz w:val="28"/>
-          <w:szCs w:val="28"/>
-        </w:rPr>
-      </w:pPr>
-      <w:r>
-        <w:rPr>
-          <w:rFonts w:ascii="Times New Roman" w:hAnsi="Times New Roman" w:cs="Times New Roman"/>
-          <w:sz w:val="28"/>
-          <w:szCs w:val="28"/>
-        </w:rPr>
-        <w:t>Факультет «Информатика и системы управления»</w:t>
-      </w:r>
-    </w:p>
-    <w:p>
-      <w:pPr>
-        <w:spacing w:after="0"/>
-        <w:ind w:right="-284"/>
-        <w:jc w:val="center"/>
-        <w:rPr>
-          <w:rFonts w:ascii="Times New Roman" w:hAnsi="Times New Roman" w:cs="Times New Roman"/>
-          <w:sz w:val="28"/>
-          <w:szCs w:val="28"/>
-        </w:rPr>
-      </w:pPr>
-      <w:r>
-        <w:rPr>
-          <w:rFonts w:ascii="Times New Roman" w:hAnsi="Times New Roman" w:cs="Times New Roman"/>
-          <w:sz w:val="28"/>
-          <w:szCs w:val="28"/>
-        </w:rPr>
-        <w:t>Кафедра ИУ5 «Системы обработки информации и управления»</w:t>
-      </w:r>
-    </w:p>
-    <w:p>
-      <w:pPr>
-        <w:spacing w:after="0"/>
-        <w:ind w:right="-284"/>
-        <w:rPr>
-          <w:rFonts w:ascii="Times New Roman" w:hAnsi="Times New Roman" w:cs="Times New Roman"/>
-          <w:sz w:val="28"/>
-          <w:szCs w:val="28"/>
-        </w:rPr>
-      </w:pPr>
-    </w:p>
-    <w:p>
-      <w:pPr>
-        <w:spacing w:after="0"/>
-        <w:ind w:right="-284"/>
-        <w:rPr>
-          <w:rFonts w:ascii="Times New Roman" w:hAnsi="Times New Roman" w:cs="Times New Roman"/>
-          <w:sz w:val="28"/>
-          <w:szCs w:val="28"/>
-        </w:rPr>
-      </w:pPr>
-    </w:p>
-    <w:p>
-      <w:pPr>
-        <w:spacing w:after="0"/>
-        <w:ind w:right="-284"/>
-        <w:rPr>
-          <w:rFonts w:ascii="Times New Roman" w:hAnsi="Times New Roman" w:cs="Times New Roman"/>
-          <w:sz w:val="28"/>
-          <w:szCs w:val="28"/>
-        </w:rPr>
-      </w:pPr>
-    </w:p>
-    <w:p>
-      <w:pPr>
-        <w:spacing w:after="0"/>
-        <w:ind w:right="-284"/>
-        <w:rPr>
-          <w:rFonts w:ascii="Times New Roman" w:hAnsi="Times New Roman" w:cs="Times New Roman"/>
-          <w:sz w:val="28"/>
-          <w:szCs w:val="28"/>
-        </w:rPr>
-      </w:pPr>
-    </w:p>
-    <w:p>
-      <w:pPr>
-        <w:spacing w:after="0"/>
-        <w:ind w:right="-284"/>
-        <w:rPr>
-          <w:rFonts w:ascii="Times New Roman" w:hAnsi="Times New Roman" w:cs="Times New Roman"/>
-          <w:sz w:val="28"/>
-          <w:szCs w:val="28"/>
-        </w:rPr>
-      </w:pPr>
-    </w:p>
-    <w:p>
-      <w:pPr>
-        <w:spacing w:after="0"/>
-        <w:ind w:right="-284"/>
-        <w:rPr>
-          <w:rFonts w:ascii="Times New Roman" w:hAnsi="Times New Roman" w:cs="Times New Roman"/>
-          <w:sz w:val="28"/>
-          <w:szCs w:val="28"/>
-        </w:rPr>
-      </w:pPr>
-    </w:p>
-    <w:p>
-      <w:pPr>
-        <w:spacing w:after="0"/>
-        <w:ind w:right="-284"/>
-        <w:rPr>
-          <w:rFonts w:ascii="Times New Roman" w:hAnsi="Times New Roman" w:cs="Times New Roman"/>
-          <w:sz w:val="28"/>
-          <w:szCs w:val="28"/>
-        </w:rPr>
-      </w:pPr>
-    </w:p>
-    <w:p>
-      <w:pPr>
-        <w:spacing w:after="0"/>
-        <w:ind w:right="-284"/>
-        <w:rPr>
-          <w:rFonts w:ascii="Times New Roman" w:hAnsi="Times New Roman" w:cs="Times New Roman"/>
-          <w:sz w:val="28"/>
-          <w:szCs w:val="28"/>
-        </w:rPr>
-      </w:pPr>
-    </w:p>
-    <w:p>
-      <w:pPr>
-        <w:spacing w:after="0"/>
-        <w:ind w:right="-284"/>
-        <w:rPr>
-          <w:rFonts w:ascii="Times New Roman" w:hAnsi="Times New Roman" w:cs="Times New Roman"/>
-          <w:sz w:val="28"/>
-          <w:szCs w:val="28"/>
-        </w:rPr>
-      </w:pPr>
-    </w:p>
-    <w:p>
-      <w:pPr>
-        <w:spacing w:after="240"/>
-        <w:ind w:right="-284"/>
-        <w:jc w:val="center"/>
-        <w:rPr>
-          <w:rFonts w:ascii="Times New Roman" w:hAnsi="Times New Roman" w:cs="Times New Roman"/>
-          <w:sz w:val="28"/>
-          <w:szCs w:val="28"/>
-        </w:rPr>
-      </w:pPr>
-      <w:r>
-        <w:rPr>
-          <w:rFonts w:ascii="Times New Roman" w:hAnsi="Times New Roman" w:cs="Times New Roman"/>
-          <w:sz w:val="28"/>
-          <w:szCs w:val="28"/>
-        </w:rPr>
-        <w:t>Курс «Разработка интернет приложений»</w:t>
-      </w:r>
-    </w:p>
-    <w:p>
-      <w:pPr>
-        <w:spacing w:after="0"/>
-        <w:ind w:right="-284"/>
-        <w:jc w:val="center"/>
-        <w:rPr>
-          <w:rFonts w:ascii="Times New Roman" w:hAnsi="Times New Roman" w:cs="Times New Roman"/>
-          <w:sz w:val="28"/>
-          <w:szCs w:val="28"/>
-        </w:rPr>
-      </w:pPr>
-      <w:r>
-        <w:rPr>
-          <w:rFonts w:ascii="Times New Roman" w:hAnsi="Times New Roman" w:cs="Times New Roman"/>
-          <w:sz w:val="28"/>
-          <w:szCs w:val="28"/>
-        </w:rPr>
-        <w:t>Отчет по лабораторной работе №1</w:t>
-      </w:r>
-    </w:p>
-    <w:p>
-      <w:pPr>
-        <w:spacing w:after="0"/>
-        <w:ind w:right="-284"/>
-        <w:rPr>
-          <w:rFonts w:ascii="Times New Roman" w:hAnsi="Times New Roman" w:cs="Times New Roman"/>
-          <w:sz w:val="28"/>
-          <w:szCs w:val="28"/>
-        </w:rPr>
-      </w:pPr>
-    </w:p>
-    <w:p>
-      <w:pPr>
-        <w:spacing w:after="0"/>
-        <w:ind w:right="-284"/>
-        <w:rPr>
-          <w:rFonts w:ascii="Times New Roman" w:hAnsi="Times New Roman" w:cs="Times New Roman"/>
-          <w:sz w:val="28"/>
-          <w:szCs w:val="28"/>
-        </w:rPr>
-      </w:pPr>
-    </w:p>
-    <w:p>
-      <w:pPr>
-        <w:spacing w:after="0"/>
-        <w:ind w:right="-284"/>
-        <w:rPr>
-          <w:rFonts w:ascii="Times New Roman" w:hAnsi="Times New Roman" w:cs="Times New Roman"/>
-          <w:sz w:val="28"/>
-          <w:szCs w:val="28"/>
-        </w:rPr>
-      </w:pPr>
-    </w:p>
-    <w:p>
-      <w:pPr>
-        <w:spacing w:after="0"/>
-        <w:ind w:right="-284"/>
-        <w:rPr>
-          <w:rFonts w:ascii="Times New Roman" w:hAnsi="Times New Roman" w:cs="Times New Roman"/>
-          <w:sz w:val="28"/>
-          <w:szCs w:val="28"/>
-        </w:rPr>
-      </w:pPr>
-    </w:p>
-    <w:p>
-      <w:pPr>
-        <w:spacing w:after="0"/>
-        <w:ind w:right="-284"/>
-        <w:rPr>
-          <w:rFonts w:ascii="Times New Roman" w:hAnsi="Times New Roman" w:cs="Times New Roman"/>
-          <w:sz w:val="28"/>
-          <w:szCs w:val="28"/>
-        </w:rPr>
-      </w:pPr>
-    </w:p>
-    <w:p>
-      <w:pPr>
-        <w:spacing w:after="0"/>
-        <w:ind w:right="-284"/>
-        <w:rPr>
-          <w:rFonts w:ascii="Times New Roman" w:hAnsi="Times New Roman" w:cs="Times New Roman"/>
-          <w:sz w:val="28"/>
-          <w:szCs w:val="28"/>
-        </w:rPr>
-      </w:pPr>
-    </w:p>
-    <w:p>
-      <w:pPr>
-        <w:spacing w:after="0"/>
-        <w:ind w:right="-284"/>
-        <w:rPr>
-          <w:rFonts w:ascii="Times New Roman" w:hAnsi="Times New Roman" w:cs="Times New Roman"/>
-          <w:sz w:val="28"/>
-          <w:szCs w:val="28"/>
-        </w:rPr>
-        <w:sectPr>
-          <w:pgSz w:w="11906" w:h="16838"/>
-          <w:pgMar w:top="1134" w:right="850" w:bottom="1134" w:left="1701" w:header="708" w:footer="708" w:gutter="0"/>
-          <w:cols w:space="708"/>
-          <w:docGrid w:linePitch="360"/>
-        </w:sectPr>
-      </w:pPr>
-    </w:p>
-    <w:p>
-      <w:pPr>
-        <w:spacing w:after="0"/>
-        <w:ind w:right="-284"/>
-        <w:rPr>
-          <w:rFonts w:ascii="Times New Roman" w:hAnsi="Times New Roman" w:cs="Times New Roman"/>
-          <w:sz w:val="28"/>
-          <w:szCs w:val="28"/>
-        </w:rPr>
-      </w:pPr>
-      <w:r>
-        <w:rPr>
-          <w:rFonts w:ascii="Times New Roman" w:hAnsi="Times New Roman" w:cs="Times New Roman"/>
-          <w:sz w:val="28"/>
-          <w:szCs w:val="28"/>
-        </w:rPr>
-        <w:t>Выполнил:</w:t>
-      </w:r>
-    </w:p>
-    <w:p>
-      <w:pPr>
-        <w:spacing w:after="0"/>
-        <w:ind w:right="-284"/>
-        <w:rPr>
-          <w:rFonts w:ascii="Times New Roman" w:hAnsi="Times New Roman" w:cs="Times New Roman"/>
-          <w:sz w:val="28"/>
-          <w:szCs w:val="28"/>
-        </w:rPr>
-      </w:pPr>
-      <w:r>
-        <w:rPr>
-          <w:rFonts w:ascii="Times New Roman" w:hAnsi="Times New Roman" w:cs="Times New Roman"/>
-          <w:sz w:val="28"/>
-          <w:szCs w:val="28"/>
-        </w:rPr>
-        <w:t>студент группы ИУ5-55Б</w:t>
-      </w:r>
-      <w:r>
-        <w:rPr>
-          <w:rFonts w:ascii="Times New Roman" w:hAnsi="Times New Roman" w:cs="Times New Roman"/>
-          <w:sz w:val="28"/>
-          <w:szCs w:val="28"/>
-        </w:rPr>
-        <w:br/>
-        <w:t>Шаньгин Н.А.</w:t>
-      </w:r>
-    </w:p>
-    <w:p>
-      <w:pPr>
-        <w:spacing w:after="0"/>
-        <w:ind w:right="-284"/>
-        <w:rPr>
-          <w:rFonts w:ascii="Times New Roman" w:hAnsi="Times New Roman" w:cs="Times New Roman"/>
-          <w:sz w:val="28"/>
-          <w:szCs w:val="28"/>
-        </w:rPr>
-      </w:pPr>
-    </w:p>
-    <w:p>
-      <w:pPr>
-        <w:spacing w:after="0"/>
-        <w:ind w:right="-284"/>
-        <w:rPr>
-          <w:rFonts w:ascii="Times New Roman" w:hAnsi="Times New Roman" w:cs="Times New Roman"/>
-          <w:sz w:val="28"/>
-          <w:szCs w:val="28"/>
-        </w:rPr>
-      </w:pPr>
-      <w:r>
-        <w:rPr>
-          <w:rFonts w:ascii="Times New Roman" w:hAnsi="Times New Roman" w:cs="Times New Roman"/>
-          <w:sz w:val="28"/>
-          <w:szCs w:val="28"/>
-        </w:rPr>
-        <w:t>Проверил:</w:t>
-      </w:r>
-    </w:p>
-    <w:p>
-      <w:pPr>
-        <w:spacing w:after="0"/>
-        <w:ind w:right="-284"/>
-        <w:rPr>
-          <w:rFonts w:ascii="Times New Roman" w:hAnsi="Times New Roman" w:cs="Times New Roman"/>
-          <w:sz w:val="28"/>
-          <w:szCs w:val="28"/>
-        </w:rPr>
-        <w:sectPr>
-          <w:type w:val="continuous"/>
-          <w:pgSz w:w="11906" w:h="16838"/>
-          <w:pgMar w:top="1134" w:right="850" w:bottom="1134" w:left="1701" w:header="708" w:footer="708" w:gutter="0"/>
-          <w:cols w:num="2" w:space="708"/>
-          <w:docGrid w:linePitch="360"/>
-        </w:sectPr>
-      </w:pPr>
-      <w:r>
-        <w:rPr>
-          <w:rFonts w:ascii="Times New Roman" w:hAnsi="Times New Roman" w:cs="Times New Roman"/>
-          <w:sz w:val="28"/>
-          <w:szCs w:val="28"/>
-        </w:rPr>
-        <w:t>преподаватель каф. ИУ5</w:t>
-      </w:r>
-      <w:r>
-        <w:rPr>
-          <w:rFonts w:ascii="Times New Roman" w:hAnsi="Times New Roman" w:cs="Times New Roman"/>
-          <w:sz w:val="28"/>
-          <w:szCs w:val="28"/>
-        </w:rPr>
-        <w:br/>
-        <w:t>Канев  А.И.</w:t>
-      </w:r>
-    </w:p>
-    <w:p>
-      <w:pPr>
-        <w:spacing w:after="0"/>
-        <w:ind w:right="-284"/>
-        <w:rPr>
-          <w:rFonts w:ascii="Times New Roman" w:hAnsi="Times New Roman" w:cs="Times New Roman"/>
-          <w:sz w:val="28"/>
-          <w:szCs w:val="28"/>
-        </w:rPr>
-      </w:pPr>
-    </w:p>
-    <w:p>
-      <w:pPr>
-        <w:spacing w:after="0"/>
-        <w:ind w:right="-284"/>
-        <w:rPr>
-          <w:rFonts w:ascii="Times New Roman" w:hAnsi="Times New Roman" w:cs="Times New Roman"/>
-          <w:sz w:val="28"/>
-          <w:szCs w:val="28"/>
-        </w:rPr>
-      </w:pPr>
-    </w:p>
-    <w:p>
-      <w:pPr>
-        <w:spacing w:after="0"/>
-        <w:ind w:right="-284"/>
-        <w:rPr>
-          <w:rFonts w:ascii="Times New Roman" w:hAnsi="Times New Roman" w:cs="Times New Roman"/>
-          <w:sz w:val="28"/>
-          <w:szCs w:val="28"/>
-        </w:rPr>
-      </w:pPr>
-    </w:p>
-    <w:p>
-      <w:pPr>
-        <w:spacing w:after="0"/>
-        <w:ind w:right="-284"/>
-        <w:rPr>
-          <w:rFonts w:ascii="Times New Roman" w:hAnsi="Times New Roman" w:cs="Times New Roman"/>
-          <w:sz w:val="28"/>
-          <w:szCs w:val="28"/>
-        </w:rPr>
-      </w:pPr>
-    </w:p>
-    <w:p>
-      <w:pPr>
-        <w:spacing w:after="0"/>
-        <w:ind w:right="-284"/>
-        <w:rPr>
-          <w:rFonts w:ascii="Times New Roman" w:hAnsi="Times New Roman" w:cs="Times New Roman"/>
-          <w:sz w:val="28"/>
-          <w:szCs w:val="28"/>
-        </w:rPr>
-      </w:pPr>
-    </w:p>
-    <w:p>
-      <w:pPr>
-        <w:spacing w:after="0"/>
-        <w:ind w:right="-284"/>
-        <w:rPr>
-          <w:rFonts w:ascii="Times New Roman" w:hAnsi="Times New Roman" w:cs="Times New Roman"/>
-          <w:sz w:val="28"/>
-          <w:szCs w:val="28"/>
-        </w:rPr>
-      </w:pPr>
-    </w:p>
-    <w:p>
-      <w:pPr>
-        <w:spacing w:after="0"/>
-        <w:ind w:right="-284"/>
-        <w:rPr>
-          <w:rFonts w:ascii="Times New Roman" w:hAnsi="Times New Roman" w:cs="Times New Roman"/>
-          <w:sz w:val="28"/>
-          <w:szCs w:val="28"/>
-        </w:rPr>
-      </w:pPr>
-    </w:p>
-    <w:p>
-      <w:pPr>
-        <w:spacing w:after="0"/>
-        <w:ind w:right="-284"/>
-        <w:rPr>
-          <w:rFonts w:ascii="Times New Roman" w:hAnsi="Times New Roman" w:cs="Times New Roman"/>
-          <w:sz w:val="28"/>
-          <w:szCs w:val="28"/>
-        </w:rPr>
-      </w:pPr>
-    </w:p>
-    <w:p>
-      <w:pPr>
-        <w:spacing w:after="0"/>
-        <w:ind w:right="-284"/>
-        <w:rPr>
-          <w:rFonts w:ascii="Times New Roman" w:hAnsi="Times New Roman" w:cs="Times New Roman"/>
-          <w:sz w:val="28"/>
-          <w:szCs w:val="28"/>
-        </w:rPr>
-      </w:pPr>
-    </w:p>
-    <w:p>
-      <w:pPr>
-        <w:spacing w:after="0"/>
-        <w:ind w:right="-284"/>
-        <w:rPr>
-          <w:rFonts w:ascii="Times New Roman" w:hAnsi="Times New Roman" w:cs="Times New Roman"/>
-          <w:sz w:val="28"/>
-          <w:szCs w:val="28"/>
-        </w:rPr>
-      </w:pPr>
-    </w:p>
-    <w:p>
-      <w:pPr>
-        <w:spacing w:after="0"/>
-        <w:ind w:right="-284"/>
-        <w:rPr>
-          <w:rFonts w:ascii="Times New Roman" w:hAnsi="Times New Roman" w:cs="Times New Roman"/>
-          <w:sz w:val="28"/>
-          <w:szCs w:val="28"/>
-        </w:rPr>
-      </w:pPr>
-    </w:p>
-    <w:p>
-      <w:pPr>
-        <w:spacing w:after="0"/>
-        <w:ind w:right="-284"/>
-        <w:rPr>
-          <w:rFonts w:ascii="Times New Roman" w:hAnsi="Times New Roman" w:cs="Times New Roman"/>
-          <w:sz w:val="28"/>
-          <w:szCs w:val="28"/>
-        </w:rPr>
-      </w:pPr>
-    </w:p>
-    <w:p>
-      <w:pPr>
-        <w:spacing w:after="0"/>
-        <w:ind w:right="-284"/>
-        <w:jc w:val="center"/>
-        <w:rPr>
-          <w:rFonts w:ascii="Times New Roman" w:hAnsi="Times New Roman" w:cs="Times New Roman"/>
-          <w:sz w:val="28"/>
-          <w:szCs w:val="28"/>
-        </w:rPr>
-        <w:sectPr>
-          <w:type w:val="continuous"/>
-          <w:pgSz w:w="11906" w:h="16838"/>
-          <w:pgMar w:top="1134" w:right="850" w:bottom="1134" w:left="1701" w:header="708" w:footer="708" w:gutter="0"/>
-          <w:cols w:space="708"/>
-          <w:docGrid w:linePitch="360"/>
-        </w:sectPr>
-      </w:pPr>
-      <w:r>
-        <w:rPr>
-          <w:rFonts w:ascii="Times New Roman" w:hAnsi="Times New Roman" w:cs="Times New Roman"/>
-          <w:sz w:val="28"/>
-          <w:szCs w:val="28"/>
-        </w:rPr>
-        <w:t>Москва, 2026 г.</w:t>
-      </w:r>
-    </w:p>
-    <w:p>
-      <w:pPr>
-        <w:rPr>
-          <w:rFonts w:ascii="Times New Roman" w:hAnsi="Times New Roman" w:cs="Times New Roman"/>
-          <w:sz w:val="28"/>
-          <w:szCs w:val="28"/>
-        </w:rPr>
-      </w:pPr>
-      <w:r>
-        <w:rPr>
-          <w:rFonts w:ascii="Times New Roman" w:hAnsi="Times New Roman" w:cs="Times New Roman"/>
-          <w:sz w:val="28"/>
-          <w:szCs w:val="28"/>
-        </w:rPr>
-        <w:lastRenderedPageBreak/>
+        <w:rPr>
+          <w:rFonts w:ascii="Times New Roman" w:hAnsi="Times New Roman" w:cs="Times New Roman"/>
+          <w:sz w:val="28"/>
+          <w:szCs w:val="28"/>
+        </w:rPr>
+      </w:pPr>
+      <w:r>
+        <w:rPr>
+          <w:rFonts w:ascii="Times New Roman" w:hAnsi="Times New Roman" w:cs="Times New Roman"/>
+          <w:sz w:val="28"/>
+          <w:szCs w:val="28"/>
+        </w:rPr>
         <w:t>Демонстрация ЛР3</w:t>
       </w:r>
     </w:p>
@@ -1253,7 +640,61 @@
           <w:szCs w:val="28"/>
         </w:rPr>
         <w:lastRenderedPageBreak/>
-        <w:t>получить ленту по ид `?next=true`</w:t>
+        <w:t xml:space="preserve">получить ленту </w:t>
+      </w:r>
+      <w:proofErr w:type="gramStart"/>
+      <w:r>
+        <w:rPr>
+          <w:rFonts w:ascii="Times New Roman" w:hAnsi="Times New Roman" w:cs="Times New Roman"/>
+          <w:sz w:val="28"/>
+          <w:szCs w:val="28"/>
+        </w:rPr>
+        <w:t>по ид</w:t>
+      </w:r>
+      <w:proofErr w:type="gramEnd"/>
+      <w:r>
+        <w:rPr>
+          <w:rFonts w:ascii="Times New Roman" w:hAnsi="Times New Roman" w:cs="Times New Roman"/>
+          <w:sz w:val="28"/>
+          <w:szCs w:val="28"/>
+        </w:rPr>
+        <w:t xml:space="preserve"> `?</w:t>
+      </w:r>
+      <w:proofErr w:type="spellStart"/>
+      <w:r>
+        <w:rPr>
+          <w:rFonts w:ascii="Times New Roman" w:hAnsi="Times New Roman" w:cs="Times New Roman"/>
+          <w:sz w:val="28"/>
+          <w:szCs w:val="28"/>
+        </w:rPr>
+        <w:t>next</w:t>
+      </w:r>
+      <w:proofErr w:type="spellEnd"/>
+      <w:r>
+        <w:rPr>
+          <w:rFonts w:ascii="Times New Roman" w:hAnsi="Times New Roman" w:cs="Times New Roman"/>
+          <w:sz w:val="28"/>
+          <w:szCs w:val="28"/>
+        </w:rPr>
+        <w:t>=</w:t>
+      </w:r>
+      <w:proofErr w:type="spellStart"/>
+      <w:r>
+        <w:rPr>
+          <w:rFonts w:ascii="Times New Roman" w:hAnsi="Times New Roman" w:cs="Times New Roman"/>
+          <w:sz w:val="28"/>
+          <w:szCs w:val="28"/>
+        </w:rPr>
+        <w:t>true</w:t>
+      </w:r>
+      <w:proofErr w:type="spellEnd"/>
+      <w:r>
+        <w:rPr>
+          <w:rFonts w:ascii="Times New Roman" w:hAnsi="Times New Roman" w:cs="Times New Roman"/>
+          <w:sz w:val="28"/>
+          <w:szCs w:val="28"/>
+        </w:rPr>
+        <w:t>`</w:t>
       </w:r>
     </w:p>
     <w:p>
@@ -1890,8 +1331,54 @@
           <w:szCs w:val="28"/>
         </w:rPr>
         <w:lastRenderedPageBreak/>
-        <w:t>Скриншоты 14-15: gorm - модель, json - сериализатор</w:t>
-      </w:r>
+        <w:t xml:space="preserve">Скриншоты 14-15: </w:t>
+      </w:r>
+      <w:proofErr w:type="spellStart"/>
+      <w:r>
+        <w:rPr>
+          <w:rFonts w:ascii="Times New Roman" w:hAnsi="Times New Roman" w:cs="Times New Roman"/>
+          <w:sz w:val="28"/>
+          <w:szCs w:val="28"/>
+        </w:rPr>
+        <w:t>gorm</w:t>
+      </w:r>
+      <w:proofErr w:type="spellEnd"/>
+      <w:r>
+        <w:rPr>
+          <w:rFonts w:ascii="Times New Roman" w:hAnsi="Times New Roman" w:cs="Times New Roman"/>
+          <w:sz w:val="28"/>
+          <w:szCs w:val="28"/>
+        </w:rPr>
+        <w:t xml:space="preserve"> - модель, </w:t>
+      </w:r>
+      <w:proofErr w:type="spellStart"/>
+      <w:r>
+        <w:rPr>
+          <w:rFonts w:ascii="Times New Roman" w:hAnsi="Times New Roman" w:cs="Times New Roman"/>
+          <w:sz w:val="28"/>
+          <w:szCs w:val="28"/>
+        </w:rPr>
+        <w:t>json</w:t>
+      </w:r>
+      <w:proofErr w:type="spellEnd"/>
+      <w:r>
+        <w:rPr>
+          <w:rFonts w:ascii="Times New Roman" w:hAnsi="Times New Roman" w:cs="Times New Roman"/>
+          <w:sz w:val="28"/>
+          <w:szCs w:val="28"/>
+        </w:rPr>
+        <w:t xml:space="preserve"> - </w:t>
+      </w:r>
+      <w:proofErr w:type="spellStart"/>
+      <w:r>
+        <w:rPr>
+          <w:rFonts w:ascii="Times New Roman" w:hAnsi="Times New Roman" w:cs="Times New Roman"/>
+          <w:sz w:val="28"/>
+          <w:szCs w:val="28"/>
+        </w:rPr>
+        <w:t>сериализатор</w:t>
+      </w:r>
+      <w:proofErr w:type="spellEnd"/>
       <w:r>
         <w:rPr>
           <w:noProof/>
@@ -2163,6 +1650,7 @@
         </w:rPr>
         <w:t xml:space="preserve"> </w:t>
       </w:r>
+      <w:proofErr w:type="spellStart"/>
       <w:r>
         <w:rPr>
           <w:rFonts w:ascii="Times New Roman" w:hAnsi="Times New Roman" w:cs="Times New Roman"/>
@@ -2172,6 +1660,7 @@
         </w:rPr>
         <w:t>DefaultUserID</w:t>
       </w:r>
+      <w:proofErr w:type="spellEnd"/>
       <w:r>
         <w:rPr>
           <w:rFonts w:ascii="Times New Roman" w:hAnsi="Times New Roman" w:cs="Times New Roman"/>
